--- a/data/raw/phone/detail_极光_a5_pro.docx
+++ b/data/raw/phone/detail_极光_a5_pro.docx
@@ -30,7 +30,7 @@
     </w:p>
     <w:p>
       <w:r>
-        <w:t>极光 A5 Pro 是一款面向主流用户的手机，搭载 骁龙8 Gen2，配备 6.7英寸 1.5K 120Hz，官方定位为旗舰产品。</w:t>
+        <w:t>极光 A5 Pro 是一款面向主流用户的手机，搭载 骁龙8 Gen2，配备 6.7英寸 1.5K 120Hz，电池容量 5100mAh，支持 90W 快充。</w:t>
       </w:r>
     </w:p>
     <w:p>
@@ -124,7 +124,7 @@
           </w:tcPr>
           <w:p>
             <w:r>
-              <w:t>电池/续航</w:t>
+              <w:t>电池容量</w:t>
             </w:r>
           </w:p>
         </w:tc>
@@ -146,7 +146,7 @@
           </w:tcPr>
           <w:p>
             <w:r>
-              <w:t>特色参数</w:t>
+              <w:t>充电功率</w:t>
             </w:r>
           </w:p>
         </w:tc>
@@ -204,7 +204,7 @@
     </w:p>
     <w:p>
       <w:r>
-        <w:t>3. 5100mAh 的续航/充电配置满足日常需求。</w:t>
+        <w:t>3. 5100mAh 电池搭配 90W 快充，续航与充电兼顾。</w:t>
       </w:r>
     </w:p>
     <w:p>
